--- a/notulen/DSM/DSM_17 02-06.docx
+++ b/notulen/DSM/DSM_17 02-06.docx
@@ -5,564 +5,783 @@
     <w:p>
       <w:pPr>
         <w:rPr>
-          <w:lang w:val="nl-NL"/>
-        </w:rPr>
-      </w:pPr>
-      <w:r>
-        <w:rPr>
-          <w:lang w:val="nl-NL"/>
+          <w:b/>
+          <w:bCs/>
+          <w:sz w:val="40"/>
+          <w:szCs w:val="40"/>
+        </w:rPr>
+      </w:pPr>
+      <w:r>
+        <w:rPr>
+          <w:b/>
+          <w:bCs/>
+          <w:sz w:val="40"/>
+          <w:szCs w:val="40"/>
         </w:rPr>
         <w:t xml:space="preserve">Daily Scrum </w:t>
       </w:r>
       <w:r>
         <w:rPr>
-          <w:lang w:val="nl-NL"/>
-        </w:rPr>
-        <w:t>02</w:t>
-      </w:r>
-      <w:r>
-        <w:rPr>
-          <w:lang w:val="nl-NL"/>
-        </w:rPr>
-        <w:t>-0</w:t>
-      </w:r>
-      <w:r>
-        <w:rPr>
-          <w:lang w:val="nl-NL"/>
-        </w:rPr>
-        <w:t>6</w:t>
-      </w:r>
-      <w:r>
-        <w:rPr>
-          <w:lang w:val="nl-NL"/>
-        </w:rPr>
-        <w:t>-26</w:t>
-      </w:r>
-    </w:p>
-    <w:p>
-      <w:pPr>
-        <w:rPr>
-          <w:lang w:val="nl-NL"/>
-        </w:rPr>
-      </w:pPr>
-      <w:r>
-        <w:rPr>
-          <w:lang w:val="nl-NL"/>
-        </w:rPr>
-        <w:t>Salman:</w:t>
-      </w:r>
-    </w:p>
-    <w:p>
-      <w:pPr>
-        <w:rPr>
-          <w:lang w:val="nl-NL"/>
-        </w:rPr>
-      </w:pPr>
-      <w:r>
-        <w:rPr>
-          <w:lang w:val="nl-NL"/>
-        </w:rPr>
-        <w:t>Wat je hebt gemaakt:</w:t>
-      </w:r>
-      <w:r>
-        <w:rPr>
-          <w:lang w:val="nl-NL"/>
-        </w:rPr>
+          <w:b/>
+          <w:bCs/>
+          <w:sz w:val="40"/>
+          <w:szCs w:val="40"/>
+        </w:rPr>
+        <w:t>17 (sprint 4)</w:t>
+      </w:r>
+    </w:p>
+    <w:p>
+      <w:r>
+        <w:rPr>
+          <w:b/>
+          <w:bCs/>
+        </w:rPr>
+        <w:t xml:space="preserve">Datum: </w:t>
+      </w:r>
+      <w:r>
+        <w:t>02-06-26</w:t>
+      </w:r>
+    </w:p>
+    <w:p>
+      <w:r>
+        <w:rPr>
+          <w:b/>
+          <w:bCs/>
+        </w:rPr>
+        <w:t>Aanwezig:</w:t>
+      </w:r>
+      <w:r>
         <w:t xml:space="preserve"> </w:t>
       </w:r>
       <w:r>
-        <w:rPr>
-          <w:lang w:val="nl-NL"/>
-        </w:rPr>
-        <w:t>Nog niks gedaan</w:t>
-      </w:r>
-    </w:p>
-    <w:p>
-      <w:pPr>
-        <w:rPr>
-          <w:lang w:val="nl-NL"/>
-        </w:rPr>
-      </w:pPr>
-      <w:r>
-        <w:rPr>
-          <w:lang w:val="nl-NL"/>
-        </w:rPr>
-        <w:t>Wat je gaat doen:</w:t>
-      </w:r>
-      <w:r>
-        <w:rPr>
-          <w:lang w:val="nl-NL"/>
-        </w:rPr>
-        <w:t xml:space="preserve"> userstory SIM.11.1</w:t>
-      </w:r>
-    </w:p>
-    <w:p>
-      <w:pPr>
-        <w:rPr>
-          <w:lang w:val="nl-NL"/>
-        </w:rPr>
-      </w:pPr>
-      <w:r>
-        <w:rPr>
-          <w:lang w:val="nl-NL"/>
-        </w:rPr>
-        <w:t xml:space="preserve">Zijn er obstakels: </w:t>
-      </w:r>
-      <w:r>
-        <w:rPr>
-          <w:lang w:val="nl-NL"/>
-        </w:rPr>
-        <w:t>-</w:t>
-      </w:r>
-    </w:p>
-    <w:p>
-      <w:pPr>
-        <w:rPr>
-          <w:lang w:val="nl-NL"/>
-        </w:rPr>
-      </w:pPr>
-      <w:r>
-        <w:rPr>
-          <w:lang w:val="nl-NL"/>
-        </w:rPr>
-        <w:t>Yigit:</w:t>
-      </w:r>
-    </w:p>
-    <w:p>
-      <w:pPr>
-        <w:rPr>
-          <w:lang w:val="nl-NL"/>
-        </w:rPr>
-      </w:pPr>
-      <w:r>
-        <w:rPr>
-          <w:lang w:val="nl-NL"/>
-        </w:rPr>
-        <w:t xml:space="preserve">Wat je hebt gemaakt: </w:t>
-      </w:r>
-      <w:r>
-        <w:rPr>
-          <w:lang w:val="nl-NL"/>
-        </w:rPr>
-        <w:t>REV.1</w:t>
-      </w:r>
-    </w:p>
-    <w:p>
-      <w:pPr>
-        <w:rPr>
-          <w:lang w:val="nl-NL"/>
-        </w:rPr>
-      </w:pPr>
-      <w:r>
-        <w:rPr>
-          <w:lang w:val="nl-NL"/>
-        </w:rPr>
-        <w:t>Wat je gaat doen</w:t>
-      </w:r>
-      <w:r>
-        <w:rPr>
-          <w:lang w:val="nl-NL"/>
-        </w:rPr>
-        <w:t xml:space="preserve">: </w:t>
-      </w:r>
-      <w:r>
-        <w:rPr>
-          <w:lang w:val="nl-NL"/>
-        </w:rPr>
-        <w:t>REV.1, nieuwe userstory pakken</w:t>
-      </w:r>
-    </w:p>
-    <w:p>
-      <w:pPr>
-        <w:rPr>
-          <w:lang w:val="nl-NL"/>
-        </w:rPr>
-      </w:pPr>
-      <w:r>
-        <w:rPr>
-          <w:lang w:val="nl-NL"/>
-        </w:rPr>
-        <w:t>Zijn er obstakels</w:t>
-      </w:r>
-      <w:r>
-        <w:rPr>
-          <w:lang w:val="nl-NL"/>
-        </w:rPr>
+        <w:t xml:space="preserve">Jurre van Cuijk, Salman Mahamed, Lucas Hamers, Volodymyr </w:t>
+      </w:r>
+      <w:proofErr w:type="spellStart"/>
+      <w:r>
+        <w:t>Dolhov</w:t>
+      </w:r>
+      <w:proofErr w:type="spellEnd"/>
+      <w:r>
+        <w:t xml:space="preserve">, </w:t>
+      </w:r>
+      <w:proofErr w:type="spellStart"/>
+      <w:r>
+        <w:t>Ichlaas</w:t>
+      </w:r>
+      <w:proofErr w:type="spellEnd"/>
+      <w:r>
+        <w:t xml:space="preserve"> </w:t>
+      </w:r>
+      <w:proofErr w:type="spellStart"/>
+      <w:r>
+        <w:t>Nabibaks</w:t>
+      </w:r>
+      <w:proofErr w:type="spellEnd"/>
+      <w:r>
+        <w:t xml:space="preserve">, </w:t>
+      </w:r>
+      <w:proofErr w:type="spellStart"/>
+      <w:r>
+        <w:t>Yigit</w:t>
+      </w:r>
+      <w:proofErr w:type="spellEnd"/>
+      <w:r>
+        <w:t xml:space="preserve"> </w:t>
+      </w:r>
+      <w:proofErr w:type="spellStart"/>
+      <w:r>
+        <w:t>Findik</w:t>
+      </w:r>
+      <w:proofErr w:type="spellEnd"/>
+    </w:p>
+    <w:p>
+      <w:r>
+        <w:rPr>
+          <w:b/>
+          <w:bCs/>
+        </w:rPr>
+        <w:t xml:space="preserve">Afwezig: </w:t>
+      </w:r>
+      <w:r>
+        <w:t>Geen</w:t>
+      </w:r>
+    </w:p>
+    <w:p>
+      <w:r>
+        <w:rPr>
+          <w:b/>
+          <w:bCs/>
+        </w:rPr>
+        <w:t xml:space="preserve">Scrum master: </w:t>
+      </w:r>
+      <w:proofErr w:type="spellStart"/>
+      <w:r>
+        <w:t>Yigit</w:t>
+      </w:r>
+      <w:proofErr w:type="spellEnd"/>
+      <w:r>
+        <w:t xml:space="preserve"> </w:t>
+      </w:r>
+      <w:proofErr w:type="spellStart"/>
+      <w:r>
+        <w:t>Findik</w:t>
+      </w:r>
+      <w:proofErr w:type="spellEnd"/>
+    </w:p>
+    <w:p/>
+    <w:p>
+      <w:pPr>
+        <w:jc w:val="center"/>
+        <w:rPr>
+          <w:b/>
+          <w:bCs/>
+          <w:sz w:val="28"/>
+          <w:szCs w:val="28"/>
+        </w:rPr>
+      </w:pPr>
+      <w:r>
+        <w:rPr>
+          <w:b/>
+          <w:bCs/>
+          <w:sz w:val="28"/>
+          <w:szCs w:val="28"/>
+        </w:rPr>
+        <w:t xml:space="preserve">Voortgang per teamlid (Gedaan </w:t>
+      </w:r>
+      <w:r>
+        <w:rPr>
+          <w:b/>
+          <w:bCs/>
+          <w:sz w:val="28"/>
+          <w:szCs w:val="28"/>
+        </w:rPr>
+        <w:t>–</w:t>
+      </w:r>
+      <w:r>
+        <w:rPr>
+          <w:b/>
+          <w:bCs/>
+          <w:sz w:val="28"/>
+          <w:szCs w:val="28"/>
+        </w:rPr>
+        <w:t xml:space="preserve"> </w:t>
+      </w:r>
+      <w:r>
+        <w:rPr>
+          <w:b/>
+          <w:bCs/>
+          <w:sz w:val="28"/>
+          <w:szCs w:val="28"/>
+        </w:rPr>
+        <w:t>Doen – Obstakel</w:t>
+      </w:r>
+      <w:r>
+        <w:rPr>
+          <w:b/>
+          <w:bCs/>
+          <w:sz w:val="28"/>
+          <w:szCs w:val="28"/>
+        </w:rPr>
+        <w:t>s</w:t>
+      </w:r>
+      <w:r>
+        <w:rPr>
+          <w:b/>
+          <w:bCs/>
+          <w:sz w:val="28"/>
+          <w:szCs w:val="28"/>
+        </w:rPr>
+        <w:t>)</w:t>
+      </w:r>
+    </w:p>
+    <w:p>
+      <w:pPr>
+        <w:rPr>
+          <w:b/>
+          <w:bCs/>
+          <w:sz w:val="32"/>
+          <w:szCs w:val="32"/>
+        </w:rPr>
+      </w:pPr>
+      <w:r>
+        <w:rPr>
+          <w:b/>
+          <w:bCs/>
+          <w:sz w:val="32"/>
+          <w:szCs w:val="32"/>
+        </w:rPr>
+        <w:t>Salman</w:t>
+      </w:r>
+    </w:p>
+    <w:p>
+      <w:r>
+        <w:t>Afgerond sinds vorige DSM:</w:t>
+      </w:r>
+      <w:r>
+        <w:t xml:space="preserve"> </w:t>
+      </w:r>
+    </w:p>
+    <w:p>
+      <w:pPr>
+        <w:pStyle w:val="Lijstalinea"/>
+        <w:numPr>
+          <w:ilvl w:val="0"/>
+          <w:numId w:val="1"/>
+        </w:numPr>
+      </w:pPr>
+      <w:r>
+        <w:t>Nog geen werkzaamheden afgerond.</w:t>
+      </w:r>
+    </w:p>
+    <w:p>
+      <w:r>
+        <w:t>Planning tot volgende DSM:</w:t>
+      </w:r>
+    </w:p>
+    <w:p>
+      <w:pPr>
+        <w:pStyle w:val="Lijstalinea"/>
+        <w:numPr>
+          <w:ilvl w:val="0"/>
+          <w:numId w:val="1"/>
+        </w:numPr>
+        <w:rPr>
+          <w:b/>
+          <w:bCs/>
+          <w:lang w:val="en-US"/>
+        </w:rPr>
+      </w:pPr>
+      <w:proofErr w:type="spellStart"/>
+      <w:r>
+        <w:rPr>
+          <w:lang w:val="en-US"/>
+        </w:rPr>
+        <w:t>Starten</w:t>
+      </w:r>
+      <w:proofErr w:type="spellEnd"/>
+      <w:r>
+        <w:rPr>
+          <w:lang w:val="en-US"/>
+        </w:rPr>
+        <w:t xml:space="preserve"> met user story </w:t>
+      </w:r>
+      <w:r>
+        <w:rPr>
+          <w:lang w:val="en-US"/>
+        </w:rPr>
+        <w:t>SIM.11.1.</w:t>
+      </w:r>
+    </w:p>
+    <w:p>
+      <w:r>
+        <w:t>Obstakels:</w:t>
+      </w:r>
+    </w:p>
+    <w:p>
+      <w:pPr>
+        <w:pStyle w:val="Lijstalinea"/>
+        <w:numPr>
+          <w:ilvl w:val="0"/>
+          <w:numId w:val="1"/>
+        </w:numPr>
+        <w:rPr>
+          <w:b/>
+          <w:bCs/>
+        </w:rPr>
+      </w:pPr>
+      <w:r>
+        <w:t>Geen obstakels.</w:t>
+      </w:r>
+    </w:p>
+    <w:p>
+      <w:pPr>
+        <w:rPr>
+          <w:b/>
+          <w:bCs/>
+          <w:sz w:val="32"/>
+          <w:szCs w:val="32"/>
+        </w:rPr>
+      </w:pPr>
+      <w:proofErr w:type="spellStart"/>
+      <w:r>
+        <w:rPr>
+          <w:b/>
+          <w:bCs/>
+          <w:sz w:val="32"/>
+          <w:szCs w:val="32"/>
+        </w:rPr>
+        <w:t>Yigit</w:t>
+      </w:r>
+      <w:proofErr w:type="spellEnd"/>
+    </w:p>
+    <w:p>
+      <w:r>
+        <w:t xml:space="preserve">Afgerond sinds vorige DSM: </w:t>
+      </w:r>
+    </w:p>
+    <w:p>
+      <w:pPr>
+        <w:pStyle w:val="Lijstalinea"/>
+        <w:numPr>
+          <w:ilvl w:val="0"/>
+          <w:numId w:val="1"/>
+        </w:numPr>
+      </w:pPr>
+      <w:r>
+        <w:t>User story REV.1 afgerond.</w:t>
+      </w:r>
+    </w:p>
+    <w:p>
+      <w:r>
+        <w:t>Planning tot volgende DSM:</w:t>
+      </w:r>
+    </w:p>
+    <w:p>
+      <w:pPr>
+        <w:pStyle w:val="Lijstalinea"/>
+        <w:numPr>
+          <w:ilvl w:val="0"/>
+          <w:numId w:val="1"/>
+        </w:numPr>
+      </w:pPr>
+      <w:r>
+        <w:t>Verdere werkzaamheden aan REV.1 indien nodig.</w:t>
+      </w:r>
+    </w:p>
+    <w:p>
+      <w:pPr>
+        <w:pStyle w:val="Lijstalinea"/>
+        <w:numPr>
+          <w:ilvl w:val="0"/>
+          <w:numId w:val="1"/>
+        </w:numPr>
+      </w:pPr>
+      <w:r>
+        <w:t>Starten met een nieuwe user story</w:t>
+      </w:r>
+      <w:r>
+        <w:t>.</w:t>
+      </w:r>
+    </w:p>
+    <w:p>
+      <w:r>
+        <w:t>Obstakels:</w:t>
+      </w:r>
+    </w:p>
+    <w:p>
+      <w:pPr>
+        <w:pStyle w:val="Lijstalinea"/>
+        <w:numPr>
+          <w:ilvl w:val="0"/>
+          <w:numId w:val="2"/>
+        </w:numPr>
+        <w:rPr>
+          <w:b/>
+          <w:bCs/>
+        </w:rPr>
+      </w:pPr>
+      <w:r>
+        <w:t>Geen obstakels.</w:t>
+      </w:r>
+    </w:p>
+    <w:p>
+      <w:pPr>
+        <w:rPr>
+          <w:b/>
+          <w:bCs/>
+          <w:sz w:val="32"/>
+          <w:szCs w:val="32"/>
+        </w:rPr>
+      </w:pPr>
+      <w:r>
+        <w:rPr>
+          <w:b/>
+          <w:bCs/>
+          <w:sz w:val="32"/>
+          <w:szCs w:val="32"/>
+        </w:rPr>
+        <w:t>Jurre</w:t>
+      </w:r>
+    </w:p>
+    <w:p>
+      <w:r>
+        <w:t>Afgerond sinds vorige DSM:</w:t>
+      </w:r>
+    </w:p>
+    <w:p>
+      <w:pPr>
+        <w:pStyle w:val="Lijstalinea"/>
+        <w:numPr>
+          <w:ilvl w:val="0"/>
+          <w:numId w:val="2"/>
+        </w:numPr>
+      </w:pPr>
+      <w:r>
+        <w:t xml:space="preserve">User </w:t>
+      </w:r>
+      <w:proofErr w:type="spellStart"/>
+      <w:r>
+        <w:t>stories</w:t>
+      </w:r>
+      <w:proofErr w:type="spellEnd"/>
+      <w:r>
+        <w:t xml:space="preserve"> van Lucas </w:t>
+      </w:r>
+      <w:proofErr w:type="spellStart"/>
+      <w:r>
+        <w:t>gereviewd</w:t>
+      </w:r>
+      <w:proofErr w:type="spellEnd"/>
+      <w:r>
+        <w:t>.</w:t>
+      </w:r>
+    </w:p>
+    <w:p>
+      <w:pPr>
+        <w:pStyle w:val="Lijstalinea"/>
+        <w:numPr>
+          <w:ilvl w:val="0"/>
+          <w:numId w:val="2"/>
+        </w:numPr>
+      </w:pPr>
+      <w:proofErr w:type="spellStart"/>
+      <w:r>
+        <w:t>Bugfixes</w:t>
+      </w:r>
+      <w:proofErr w:type="spellEnd"/>
+      <w:r>
+        <w:t xml:space="preserve"> doorgevoerd.</w:t>
+      </w:r>
+    </w:p>
+    <w:p>
+      <w:pPr>
+        <w:pStyle w:val="Lijstalinea"/>
+        <w:numPr>
+          <w:ilvl w:val="0"/>
+          <w:numId w:val="2"/>
+        </w:numPr>
+      </w:pPr>
+      <w:r>
+        <w:t>Start gemaakt met SIM.4.2.</w:t>
+      </w:r>
+    </w:p>
+    <w:p>
+      <w:pPr>
+        <w:pStyle w:val="Lijstalinea"/>
+      </w:pPr>
+    </w:p>
+    <w:p>
+      <w:r>
+        <w:t>Planning tot volgende DSM:</w:t>
+      </w:r>
+    </w:p>
+    <w:p>
+      <w:pPr>
+        <w:pStyle w:val="Lijstalinea"/>
+        <w:numPr>
+          <w:ilvl w:val="0"/>
+          <w:numId w:val="3"/>
+        </w:numPr>
+        <w:rPr>
+          <w:b/>
+          <w:bCs/>
+        </w:rPr>
+      </w:pPr>
+      <w:r>
+        <w:t>User story SIM.4.2</w:t>
+      </w:r>
+      <w:r>
+        <w:t xml:space="preserve"> afronden.</w:t>
+      </w:r>
+    </w:p>
+    <w:p>
+      <w:r>
+        <w:t>Obstakels:</w:t>
+      </w:r>
+    </w:p>
+    <w:p>
+      <w:pPr>
+        <w:pStyle w:val="Lijstalinea"/>
+        <w:numPr>
+          <w:ilvl w:val="0"/>
+          <w:numId w:val="3"/>
+        </w:numPr>
+        <w:rPr>
+          <w:b/>
+          <w:bCs/>
+        </w:rPr>
+      </w:pPr>
+      <w:r>
+        <w:t>Geen obstakels.</w:t>
+      </w:r>
+    </w:p>
+    <w:p>
+      <w:pPr>
+        <w:rPr>
+          <w:b/>
+          <w:bCs/>
+          <w:sz w:val="32"/>
+          <w:szCs w:val="32"/>
+        </w:rPr>
+      </w:pPr>
+      <w:proofErr w:type="spellStart"/>
+      <w:r>
+        <w:rPr>
+          <w:b/>
+          <w:bCs/>
+          <w:sz w:val="32"/>
+          <w:szCs w:val="32"/>
+        </w:rPr>
+        <w:t>Ichlaas</w:t>
+      </w:r>
+      <w:proofErr w:type="spellEnd"/>
+    </w:p>
+    <w:p>
+      <w:r>
+        <w:t>Afgerond sinds vorige DSM:</w:t>
+      </w:r>
+    </w:p>
+    <w:p>
+      <w:pPr>
+        <w:pStyle w:val="Lijstalinea"/>
+        <w:numPr>
+          <w:ilvl w:val="0"/>
+          <w:numId w:val="3"/>
+        </w:numPr>
+      </w:pPr>
+      <w:r>
+        <w:t>Geen werkzaamheden afgerond.</w:t>
+      </w:r>
+    </w:p>
+    <w:p>
+      <w:r>
+        <w:t xml:space="preserve">Planning tot volgende DSM: </w:t>
+      </w:r>
+    </w:p>
+    <w:p>
+      <w:pPr>
+        <w:pStyle w:val="Lijstalinea"/>
+        <w:numPr>
+          <w:ilvl w:val="0"/>
+          <w:numId w:val="3"/>
+        </w:numPr>
+      </w:pPr>
+      <w:r>
+        <w:t xml:space="preserve">Werken aan user story </w:t>
+      </w:r>
+      <w:r>
+        <w:t>SIM.7.</w:t>
+      </w:r>
+    </w:p>
+    <w:p>
+      <w:r>
+        <w:t xml:space="preserve">Obstakels: </w:t>
+      </w:r>
+    </w:p>
+    <w:p>
+      <w:pPr>
+        <w:pStyle w:val="Lijstalinea"/>
+        <w:numPr>
+          <w:ilvl w:val="0"/>
+          <w:numId w:val="3"/>
+        </w:numPr>
+        <w:rPr>
+          <w:b/>
+          <w:bCs/>
+        </w:rPr>
+      </w:pPr>
+      <w:r>
+        <w:t>Geen obstakels.</w:t>
+      </w:r>
+    </w:p>
+    <w:p>
+      <w:pPr>
+        <w:rPr>
+          <w:b/>
+          <w:bCs/>
+          <w:sz w:val="32"/>
+          <w:szCs w:val="32"/>
+        </w:rPr>
+      </w:pPr>
+      <w:r>
+        <w:rPr>
+          <w:b/>
+          <w:bCs/>
+          <w:sz w:val="32"/>
+          <w:szCs w:val="32"/>
+        </w:rPr>
+        <w:t>Lucas</w:t>
+      </w:r>
+    </w:p>
+    <w:p>
+      <w:r>
+        <w:t>Afgerond sinds vorige DSM:</w:t>
+      </w:r>
+    </w:p>
+    <w:p>
+      <w:pPr>
+        <w:pStyle w:val="Lijstalinea"/>
+        <w:numPr>
+          <w:ilvl w:val="0"/>
+          <w:numId w:val="3"/>
+        </w:numPr>
+      </w:pPr>
+      <w:r>
+        <w:t>Gestart met</w:t>
+      </w:r>
+      <w:r>
+        <w:t xml:space="preserve"> user story</w:t>
+      </w:r>
+      <w:r>
+        <w:t xml:space="preserve"> </w:t>
+      </w:r>
+      <w:r>
+        <w:t>SIM.4.1</w:t>
+      </w:r>
+      <w:r>
+        <w:t xml:space="preserve"> en afgerond.</w:t>
+      </w:r>
+    </w:p>
+    <w:p>
+      <w:pPr>
+        <w:pStyle w:val="Lijstalinea"/>
+        <w:numPr>
+          <w:ilvl w:val="0"/>
+          <w:numId w:val="3"/>
+        </w:numPr>
+      </w:pPr>
+      <w:r>
+        <w:t>Feedback uit de sprint review verwerkt.</w:t>
+      </w:r>
+    </w:p>
+    <w:p>
+      <w:r>
+        <w:t>Planning tot volgende DSM:</w:t>
+      </w:r>
+    </w:p>
+    <w:p>
+      <w:pPr>
+        <w:pStyle w:val="Lijstalinea"/>
+        <w:numPr>
+          <w:ilvl w:val="0"/>
+          <w:numId w:val="4"/>
+        </w:numPr>
+      </w:pPr>
+      <w:r>
+        <w:t xml:space="preserve">Werken aan </w:t>
+      </w:r>
+      <w:r>
+        <w:t>user story REV.3.</w:t>
+      </w:r>
+    </w:p>
+    <w:p>
+      <w:r>
+        <w:t>Obstakels:</w:t>
+      </w:r>
+    </w:p>
+    <w:p>
+      <w:pPr>
+        <w:pStyle w:val="Lijstalinea"/>
+        <w:numPr>
+          <w:ilvl w:val="0"/>
+          <w:numId w:val="4"/>
+        </w:numPr>
+      </w:pPr>
+      <w:r>
+        <w:t>Minder</w:t>
+      </w:r>
+      <w:r>
+        <w:t xml:space="preserve"> beschikbaarheid </w:t>
+      </w:r>
+      <w:r>
+        <w:t xml:space="preserve">in de </w:t>
+      </w:r>
+      <w:r>
+        <w:t>komende weken vanwege rijlessen.</w:t>
+      </w:r>
+    </w:p>
+    <w:p>
+      <w:pPr>
+        <w:rPr>
+          <w:b/>
+          <w:bCs/>
+          <w:sz w:val="32"/>
+          <w:szCs w:val="32"/>
+        </w:rPr>
+      </w:pPr>
+      <w:r>
+        <w:rPr>
+          <w:b/>
+          <w:bCs/>
+          <w:sz w:val="32"/>
+          <w:szCs w:val="32"/>
+        </w:rPr>
+        <w:t>Volodymyr</w:t>
+      </w:r>
+    </w:p>
+    <w:p>
+      <w:r>
+        <w:t>Afgerond sinds vorige DSM</w:t>
+      </w:r>
+      <w:r>
         <w:t>:</w:t>
       </w:r>
-      <w:r>
-        <w:rPr>
-          <w:lang w:val="nl-NL"/>
-        </w:rPr>
-        <w:t xml:space="preserve"> -</w:t>
-      </w:r>
-    </w:p>
-    <w:p>
-      <w:pPr>
-        <w:rPr>
-          <w:lang w:val="nl-NL"/>
-        </w:rPr>
-      </w:pPr>
-      <w:r>
-        <w:rPr>
-          <w:lang w:val="nl-NL"/>
-        </w:rPr>
-        <w:t>Jurre:</w:t>
-      </w:r>
-    </w:p>
-    <w:p>
-      <w:pPr>
-        <w:rPr>
-          <w:lang w:val="nl-NL"/>
-        </w:rPr>
-      </w:pPr>
-      <w:r>
-        <w:rPr>
-          <w:lang w:val="nl-NL"/>
-        </w:rPr>
-        <w:t xml:space="preserve">Wat je hebt gemaakt: </w:t>
-      </w:r>
-      <w:r>
-        <w:rPr>
-          <w:lang w:val="nl-NL"/>
-        </w:rPr>
-        <w:t xml:space="preserve">Lucas </w:t>
-      </w:r>
-      <w:proofErr w:type="spellStart"/>
-      <w:r>
-        <w:rPr>
-          <w:lang w:val="nl-NL"/>
-        </w:rPr>
-        <w:t>userstories</w:t>
-      </w:r>
-      <w:proofErr w:type="spellEnd"/>
-      <w:r>
-        <w:rPr>
-          <w:lang w:val="nl-NL"/>
-        </w:rPr>
-        <w:t xml:space="preserve"> </w:t>
-      </w:r>
-      <w:proofErr w:type="spellStart"/>
-      <w:r>
-        <w:rPr>
-          <w:lang w:val="nl-NL"/>
-        </w:rPr>
-        <w:t>gereviewed</w:t>
-      </w:r>
-      <w:proofErr w:type="spellEnd"/>
-      <w:r>
-        <w:rPr>
-          <w:lang w:val="nl-NL"/>
-        </w:rPr>
-        <w:t xml:space="preserve"> en </w:t>
-      </w:r>
-      <w:proofErr w:type="spellStart"/>
-      <w:r>
-        <w:rPr>
-          <w:lang w:val="nl-NL"/>
-        </w:rPr>
-        <w:t>bugfix</w:t>
-      </w:r>
-      <w:proofErr w:type="spellEnd"/>
-      <w:r>
-        <w:rPr>
-          <w:lang w:val="nl-NL"/>
-        </w:rPr>
-        <w:t>, begin gemaakt aan SIM.4.2</w:t>
-      </w:r>
-    </w:p>
-    <w:p>
-      <w:pPr>
-        <w:rPr>
-          <w:lang w:val="nl-NL"/>
-        </w:rPr>
-      </w:pPr>
-      <w:r>
-        <w:rPr>
-          <w:lang w:val="nl-NL"/>
-        </w:rPr>
-        <w:t>Wat je gaat doen:</w:t>
-      </w:r>
-      <w:r>
-        <w:rPr>
-          <w:lang w:val="nl-NL"/>
-        </w:rPr>
-        <w:t xml:space="preserve"> </w:t>
-      </w:r>
-      <w:r>
-        <w:rPr>
-          <w:lang w:val="nl-NL"/>
-        </w:rPr>
-        <w:t>SIM.4.2 afmaken</w:t>
-      </w:r>
-    </w:p>
-    <w:p>
-      <w:pPr>
-        <w:rPr>
-          <w:lang w:val="nl-NL"/>
-        </w:rPr>
-      </w:pPr>
-      <w:r>
-        <w:rPr>
-          <w:lang w:val="nl-NL"/>
-        </w:rPr>
-        <w:t xml:space="preserve">Zijn er obstakels: </w:t>
-      </w:r>
-      <w:r>
-        <w:rPr>
-          <w:lang w:val="nl-NL"/>
-        </w:rPr>
-        <w:t>-</w:t>
-      </w:r>
-    </w:p>
-    <w:p>
-      <w:pPr>
-        <w:rPr>
-          <w:lang w:val="nl-NL"/>
-        </w:rPr>
-      </w:pPr>
-      <w:proofErr w:type="spellStart"/>
-      <w:r>
-        <w:rPr>
-          <w:lang w:val="nl-NL"/>
-        </w:rPr>
-        <w:t>Ichlaas</w:t>
-      </w:r>
-      <w:proofErr w:type="spellEnd"/>
-      <w:r>
-        <w:rPr>
-          <w:lang w:val="nl-NL"/>
-        </w:rPr>
-        <w:t>:</w:t>
-      </w:r>
-    </w:p>
-    <w:p>
-      <w:pPr>
-        <w:rPr>
-          <w:lang w:val="nl-NL"/>
-        </w:rPr>
-      </w:pPr>
-      <w:r>
-        <w:rPr>
-          <w:lang w:val="nl-NL"/>
-        </w:rPr>
-        <w:t xml:space="preserve">Wat je hebt gemaakt: </w:t>
-      </w:r>
-      <w:r>
-        <w:rPr>
-          <w:lang w:val="nl-NL"/>
-        </w:rPr>
-        <w:t>Niks</w:t>
-      </w:r>
-    </w:p>
-    <w:p>
-      <w:pPr>
-        <w:rPr>
-          <w:lang w:val="nl-NL"/>
-        </w:rPr>
-      </w:pPr>
-      <w:r>
-        <w:rPr>
-          <w:lang w:val="nl-NL"/>
-        </w:rPr>
-        <w:t>Wat je gaat doen:</w:t>
-      </w:r>
-      <w:r>
-        <w:rPr>
-          <w:lang w:val="nl-NL"/>
-        </w:rPr>
-        <w:t xml:space="preserve"> SIM.7 maken</w:t>
-      </w:r>
-    </w:p>
-    <w:p>
-      <w:pPr>
-        <w:rPr>
-          <w:lang w:val="nl-NL"/>
-        </w:rPr>
-      </w:pPr>
-      <w:r>
-        <w:rPr>
-          <w:lang w:val="nl-NL"/>
-        </w:rPr>
-        <w:t xml:space="preserve">Zijn er obstakels: </w:t>
-      </w:r>
-      <w:r>
-        <w:rPr>
-          <w:lang w:val="nl-NL"/>
-        </w:rPr>
-        <w:t>-</w:t>
-      </w:r>
-    </w:p>
-    <w:p>
-      <w:pPr>
-        <w:rPr>
-          <w:lang w:val="nl-NL"/>
-        </w:rPr>
-      </w:pPr>
-      <w:r>
-        <w:rPr>
-          <w:lang w:val="nl-NL"/>
-        </w:rPr>
-        <w:t>Lucas:</w:t>
-      </w:r>
-    </w:p>
-    <w:p>
-      <w:pPr>
-        <w:rPr>
-          <w:lang w:val="nl-NL"/>
-        </w:rPr>
-      </w:pPr>
-      <w:r>
-        <w:rPr>
-          <w:lang w:val="nl-NL"/>
-        </w:rPr>
-        <w:t xml:space="preserve">Wat je hebt gemaakt: </w:t>
-      </w:r>
-      <w:r>
-        <w:rPr>
-          <w:lang w:val="nl-NL"/>
-        </w:rPr>
-        <w:t xml:space="preserve">begonnen en afgerond SIM.4.1 </w:t>
-      </w:r>
-      <w:proofErr w:type="spellStart"/>
-      <w:r>
-        <w:rPr>
-          <w:lang w:val="nl-NL"/>
-        </w:rPr>
-        <w:t>anne</w:t>
-      </w:r>
-      <w:proofErr w:type="spellEnd"/>
-      <w:r>
-        <w:rPr>
-          <w:lang w:val="nl-NL"/>
-        </w:rPr>
-        <w:t xml:space="preserve"> sprint review feedback gewijzigd</w:t>
-      </w:r>
-    </w:p>
-    <w:p>
-      <w:pPr>
-        <w:rPr>
-          <w:lang w:val="nl-NL"/>
-        </w:rPr>
-      </w:pPr>
-      <w:r>
-        <w:rPr>
-          <w:lang w:val="nl-NL"/>
-        </w:rPr>
-        <w:t xml:space="preserve">Wat je gaat doen: </w:t>
-      </w:r>
-      <w:r>
-        <w:rPr>
-          <w:lang w:val="nl-NL"/>
-        </w:rPr>
-        <w:t>REV.3</w:t>
-      </w:r>
-    </w:p>
-    <w:p>
-      <w:pPr>
-        <w:rPr>
-          <w:lang w:val="nl-NL"/>
-        </w:rPr>
-      </w:pPr>
-      <w:r>
-        <w:rPr>
-          <w:lang w:val="nl-NL"/>
-        </w:rPr>
-        <w:t xml:space="preserve">Zijn er obstakels: </w:t>
-      </w:r>
-      <w:r>
-        <w:rPr>
-          <w:lang w:val="nl-NL"/>
-        </w:rPr>
-        <w:t>komende paar weken meer rijlessen</w:t>
-      </w:r>
-    </w:p>
-    <w:p>
-      <w:pPr>
-        <w:rPr>
-          <w:lang w:val="nl-NL"/>
-        </w:rPr>
-      </w:pPr>
-      <w:r>
-        <w:rPr>
-          <w:lang w:val="nl-NL"/>
-        </w:rPr>
-        <w:t>Volodymyr:</w:t>
-      </w:r>
-    </w:p>
-    <w:p>
-      <w:pPr>
-        <w:rPr>
-          <w:lang w:val="nl-NL"/>
-        </w:rPr>
-      </w:pPr>
-      <w:r>
-        <w:rPr>
-          <w:lang w:val="nl-NL"/>
-        </w:rPr>
-        <w:t xml:space="preserve">Wat je hebt gemaakt: </w:t>
-      </w:r>
-      <w:r>
-        <w:rPr>
-          <w:lang w:val="nl-NL"/>
-        </w:rPr>
-        <w:t>Werken aan SIM.6</w:t>
-      </w:r>
-    </w:p>
-    <w:p>
-      <w:pPr>
-        <w:rPr>
-          <w:lang w:val="nl-NL"/>
-        </w:rPr>
-      </w:pPr>
-      <w:r>
-        <w:rPr>
-          <w:lang w:val="nl-NL"/>
-        </w:rPr>
-        <w:t>Wat je gaat doen:</w:t>
-      </w:r>
-      <w:r>
-        <w:rPr>
-          <w:lang w:val="nl-NL"/>
-        </w:rPr>
-        <w:t xml:space="preserve"> </w:t>
-      </w:r>
-      <w:r>
-        <w:rPr>
-          <w:lang w:val="nl-NL"/>
-        </w:rPr>
-        <w:t>SIM.6 afronden</w:t>
-      </w:r>
-    </w:p>
-    <w:p>
-      <w:pPr>
-        <w:rPr>
-          <w:lang w:val="nl-NL"/>
-        </w:rPr>
-      </w:pPr>
-      <w:r>
-        <w:rPr>
-          <w:lang w:val="nl-NL"/>
-        </w:rPr>
-        <w:t xml:space="preserve">Zijn er obstakels: </w:t>
-      </w:r>
-      <w:r>
-        <w:rPr>
-          <w:lang w:val="nl-NL"/>
-        </w:rPr>
-        <w:t>-</w:t>
-      </w:r>
-    </w:p>
-    <w:p>
-      <w:pPr>
-        <w:rPr>
-          <w:lang w:val="nl-NL"/>
-        </w:rPr>
-      </w:pPr>
-    </w:p>
-    <w:p/>
-    <w:p/>
-    <w:p/>
+    </w:p>
+    <w:p>
+      <w:pPr>
+        <w:pStyle w:val="Lijstalinea"/>
+        <w:numPr>
+          <w:ilvl w:val="0"/>
+          <w:numId w:val="4"/>
+        </w:numPr>
+      </w:pPr>
+      <w:r>
+        <w:t xml:space="preserve">Voortgang gemaakt op </w:t>
+      </w:r>
+      <w:r>
+        <w:t>user story SIM.6.</w:t>
+      </w:r>
+    </w:p>
+    <w:p>
+      <w:r>
+        <w:t>Planning tot volgende DSM:</w:t>
+      </w:r>
+    </w:p>
+    <w:p>
+      <w:pPr>
+        <w:pStyle w:val="Lijstalinea"/>
+        <w:numPr>
+          <w:ilvl w:val="0"/>
+          <w:numId w:val="4"/>
+        </w:numPr>
+      </w:pPr>
+      <w:r>
+        <w:t xml:space="preserve">User story </w:t>
+      </w:r>
+      <w:r>
+        <w:t xml:space="preserve">SIM.6 </w:t>
+      </w:r>
+      <w:r>
+        <w:t>afronden.</w:t>
+      </w:r>
+    </w:p>
+    <w:p>
+      <w:r>
+        <w:t>Obstakels:</w:t>
+      </w:r>
+    </w:p>
+    <w:p>
+      <w:pPr>
+        <w:pStyle w:val="Lijstalinea"/>
+        <w:numPr>
+          <w:ilvl w:val="0"/>
+          <w:numId w:val="4"/>
+        </w:numPr>
+      </w:pPr>
+      <w:r>
+        <w:t>Geen obstakels.</w:t>
+      </w:r>
+    </w:p>
     <w:sectPr>
       <w:pgSz w:w="11906" w:h="16838"/>
       <w:pgMar w:top="1440" w:right="1440" w:bottom="1440" w:left="1440" w:header="708" w:footer="708" w:gutter="0"/>
@@ -573,6 +792,475 @@
 </w:document>
 </file>
 
+<file path=word/numbering.xml><?xml version="1.0" encoding="utf-8"?>
+<w:numbering xmlns:wpc="http://schemas.microsoft.com/office/word/2010/wordprocessingCanvas" xmlns:cx="http://schemas.microsoft.com/office/drawing/2014/chartex" xmlns:cx1="http://schemas.microsoft.com/office/drawing/2015/9/8/chartex" xmlns:cx2="http://schemas.microsoft.com/office/drawing/2015/10/21/chartex" xmlns:cx3="http://schemas.microsoft.com/office/drawing/2016/5/9/chartex" xmlns:cx4="http://schemas.microsoft.com/office/drawing/2016/5/10/chartex" xmlns:cx5="http://schemas.microsoft.com/office/drawing/2016/5/11/chartex" xmlns:cx6="http://schemas.microsoft.com/office/drawing/2016/5/12/chartex" xmlns:cx7="http://schemas.microsoft.com/office/drawing/2016/5/13/chartex" xmlns:cx8="http://schemas.microsoft.com/office/drawing/2016/5/14/chartex" xmlns:mc="http://schemas.openxmlformats.org/markup-compatibility/2006" xmlns:aink="http://schemas.microsoft.com/office/drawing/2016/ink" xmlns:am3d="http://schemas.microsoft.com/office/drawing/2017/model3d" xmlns:o="urn:schemas-microsoft-com:office:office" xmlns:oel="http://schemas.microsoft.com/office/2019/extlst" xmlns:r="http://schemas.openxmlformats.org/officeDocument/2006/relationships" xmlns:m="http://schemas.openxmlformats.org/officeDocument/2006/math" xmlns:v="urn:schemas-microsoft-com:vml" xmlns:wp14="http://schemas.microsoft.com/office/word/2010/wordprocessingDrawing" xmlns:wp="http://schemas.openxmlformats.org/drawingml/2006/wordprocessingDrawing" xmlns:w10="urn:schemas-microsoft-com:office:word" xmlns:w="http://schemas.openxmlformats.org/wordprocessingml/2006/main" xmlns:w14="http://schemas.microsoft.com/office/word/2010/wordml" xmlns:w15="http://schemas.microsoft.com/office/word/2012/wordml" xmlns:w16cex="http://schemas.microsoft.com/office/word/2018/wordml/cex" xmlns:w16cid="http://schemas.microsoft.com/office/word/2016/wordml/cid" xmlns:w16="http://schemas.microsoft.com/office/word/2018/wordml" xmlns:w16du="http://schemas.microsoft.com/office/word/2023/wordml/word16du" xmlns:w16sdtdh="http://schemas.microsoft.com/office/word/2020/wordml/sdtdatahash" xmlns:w16sdtfl="http://schemas.microsoft.com/office/word/2024/wordml/sdtformatlock" xmlns:w16se="http://schemas.microsoft.com/office/word/2015/wordml/symex" xmlns:wpg="http://schemas.microsoft.com/office/word/2010/wordprocessingGroup" xmlns:wpi="http://schemas.microsoft.com/office/word/2010/wordprocessingInk" xmlns:wne="http://schemas.microsoft.com/office/word/2006/wordml" xmlns:wps="http://schemas.microsoft.com/office/word/2010/wordprocessingShape" mc:Ignorable="w14 w15 w16se w16cid w16 w16cex w16sdtdh w16sdtfl w16du wp14">
+  <w:abstractNum w:abstractNumId="0" w15:restartNumberingAfterBreak="0">
+    <w:nsid w:val="296E1CA9"/>
+    <w:multiLevelType w:val="hybridMultilevel"/>
+    <w:tmpl w:val="BE9CFDC2"/>
+    <w:lvl w:ilvl="0" w:tplc="04130001">
+      <w:start w:val="1"/>
+      <w:numFmt w:val="bullet"/>
+      <w:lvlText w:val=""/>
+      <w:lvlJc w:val="left"/>
+      <w:pPr>
+        <w:ind w:left="720" w:hanging="360"/>
+      </w:pPr>
+      <w:rPr>
+        <w:rFonts w:ascii="Symbol" w:hAnsi="Symbol" w:hint="default"/>
+      </w:rPr>
+    </w:lvl>
+    <w:lvl w:ilvl="1" w:tplc="04130003" w:tentative="1">
+      <w:start w:val="1"/>
+      <w:numFmt w:val="bullet"/>
+      <w:lvlText w:val="o"/>
+      <w:lvlJc w:val="left"/>
+      <w:pPr>
+        <w:ind w:left="1440" w:hanging="360"/>
+      </w:pPr>
+      <w:rPr>
+        <w:rFonts w:ascii="Courier New" w:hAnsi="Courier New" w:cs="Courier New" w:hint="default"/>
+      </w:rPr>
+    </w:lvl>
+    <w:lvl w:ilvl="2" w:tplc="04130005" w:tentative="1">
+      <w:start w:val="1"/>
+      <w:numFmt w:val="bullet"/>
+      <w:lvlText w:val=""/>
+      <w:lvlJc w:val="left"/>
+      <w:pPr>
+        <w:ind w:left="2160" w:hanging="360"/>
+      </w:pPr>
+      <w:rPr>
+        <w:rFonts w:ascii="Wingdings" w:hAnsi="Wingdings" w:hint="default"/>
+      </w:rPr>
+    </w:lvl>
+    <w:lvl w:ilvl="3" w:tplc="04130001" w:tentative="1">
+      <w:start w:val="1"/>
+      <w:numFmt w:val="bullet"/>
+      <w:lvlText w:val=""/>
+      <w:lvlJc w:val="left"/>
+      <w:pPr>
+        <w:ind w:left="2880" w:hanging="360"/>
+      </w:pPr>
+      <w:rPr>
+        <w:rFonts w:ascii="Symbol" w:hAnsi="Symbol" w:hint="default"/>
+      </w:rPr>
+    </w:lvl>
+    <w:lvl w:ilvl="4" w:tplc="04130003" w:tentative="1">
+      <w:start w:val="1"/>
+      <w:numFmt w:val="bullet"/>
+      <w:lvlText w:val="o"/>
+      <w:lvlJc w:val="left"/>
+      <w:pPr>
+        <w:ind w:left="3600" w:hanging="360"/>
+      </w:pPr>
+      <w:rPr>
+        <w:rFonts w:ascii="Courier New" w:hAnsi="Courier New" w:cs="Courier New" w:hint="default"/>
+      </w:rPr>
+    </w:lvl>
+    <w:lvl w:ilvl="5" w:tplc="04130005" w:tentative="1">
+      <w:start w:val="1"/>
+      <w:numFmt w:val="bullet"/>
+      <w:lvlText w:val=""/>
+      <w:lvlJc w:val="left"/>
+      <w:pPr>
+        <w:ind w:left="4320" w:hanging="360"/>
+      </w:pPr>
+      <w:rPr>
+        <w:rFonts w:ascii="Wingdings" w:hAnsi="Wingdings" w:hint="default"/>
+      </w:rPr>
+    </w:lvl>
+    <w:lvl w:ilvl="6" w:tplc="04130001" w:tentative="1">
+      <w:start w:val="1"/>
+      <w:numFmt w:val="bullet"/>
+      <w:lvlText w:val=""/>
+      <w:lvlJc w:val="left"/>
+      <w:pPr>
+        <w:ind w:left="5040" w:hanging="360"/>
+      </w:pPr>
+      <w:rPr>
+        <w:rFonts w:ascii="Symbol" w:hAnsi="Symbol" w:hint="default"/>
+      </w:rPr>
+    </w:lvl>
+    <w:lvl w:ilvl="7" w:tplc="04130003" w:tentative="1">
+      <w:start w:val="1"/>
+      <w:numFmt w:val="bullet"/>
+      <w:lvlText w:val="o"/>
+      <w:lvlJc w:val="left"/>
+      <w:pPr>
+        <w:ind w:left="5760" w:hanging="360"/>
+      </w:pPr>
+      <w:rPr>
+        <w:rFonts w:ascii="Courier New" w:hAnsi="Courier New" w:cs="Courier New" w:hint="default"/>
+      </w:rPr>
+    </w:lvl>
+    <w:lvl w:ilvl="8" w:tplc="04130005" w:tentative="1">
+      <w:start w:val="1"/>
+      <w:numFmt w:val="bullet"/>
+      <w:lvlText w:val=""/>
+      <w:lvlJc w:val="left"/>
+      <w:pPr>
+        <w:ind w:left="6480" w:hanging="360"/>
+      </w:pPr>
+      <w:rPr>
+        <w:rFonts w:ascii="Wingdings" w:hAnsi="Wingdings" w:hint="default"/>
+      </w:rPr>
+    </w:lvl>
+  </w:abstractNum>
+  <w:abstractNum w:abstractNumId="1" w15:restartNumberingAfterBreak="0">
+    <w:nsid w:val="2A913150"/>
+    <w:multiLevelType w:val="hybridMultilevel"/>
+    <w:tmpl w:val="5516AFC2"/>
+    <w:lvl w:ilvl="0" w:tplc="04130001">
+      <w:start w:val="1"/>
+      <w:numFmt w:val="bullet"/>
+      <w:lvlText w:val=""/>
+      <w:lvlJc w:val="left"/>
+      <w:pPr>
+        <w:ind w:left="720" w:hanging="360"/>
+      </w:pPr>
+      <w:rPr>
+        <w:rFonts w:ascii="Symbol" w:hAnsi="Symbol" w:hint="default"/>
+      </w:rPr>
+    </w:lvl>
+    <w:lvl w:ilvl="1" w:tplc="04130003" w:tentative="1">
+      <w:start w:val="1"/>
+      <w:numFmt w:val="bullet"/>
+      <w:lvlText w:val="o"/>
+      <w:lvlJc w:val="left"/>
+      <w:pPr>
+        <w:ind w:left="1440" w:hanging="360"/>
+      </w:pPr>
+      <w:rPr>
+        <w:rFonts w:ascii="Courier New" w:hAnsi="Courier New" w:cs="Courier New" w:hint="default"/>
+      </w:rPr>
+    </w:lvl>
+    <w:lvl w:ilvl="2" w:tplc="04130005" w:tentative="1">
+      <w:start w:val="1"/>
+      <w:numFmt w:val="bullet"/>
+      <w:lvlText w:val=""/>
+      <w:lvlJc w:val="left"/>
+      <w:pPr>
+        <w:ind w:left="2160" w:hanging="360"/>
+      </w:pPr>
+      <w:rPr>
+        <w:rFonts w:ascii="Wingdings" w:hAnsi="Wingdings" w:hint="default"/>
+      </w:rPr>
+    </w:lvl>
+    <w:lvl w:ilvl="3" w:tplc="04130001" w:tentative="1">
+      <w:start w:val="1"/>
+      <w:numFmt w:val="bullet"/>
+      <w:lvlText w:val=""/>
+      <w:lvlJc w:val="left"/>
+      <w:pPr>
+        <w:ind w:left="2880" w:hanging="360"/>
+      </w:pPr>
+      <w:rPr>
+        <w:rFonts w:ascii="Symbol" w:hAnsi="Symbol" w:hint="default"/>
+      </w:rPr>
+    </w:lvl>
+    <w:lvl w:ilvl="4" w:tplc="04130003" w:tentative="1">
+      <w:start w:val="1"/>
+      <w:numFmt w:val="bullet"/>
+      <w:lvlText w:val="o"/>
+      <w:lvlJc w:val="left"/>
+      <w:pPr>
+        <w:ind w:left="3600" w:hanging="360"/>
+      </w:pPr>
+      <w:rPr>
+        <w:rFonts w:ascii="Courier New" w:hAnsi="Courier New" w:cs="Courier New" w:hint="default"/>
+      </w:rPr>
+    </w:lvl>
+    <w:lvl w:ilvl="5" w:tplc="04130005" w:tentative="1">
+      <w:start w:val="1"/>
+      <w:numFmt w:val="bullet"/>
+      <w:lvlText w:val=""/>
+      <w:lvlJc w:val="left"/>
+      <w:pPr>
+        <w:ind w:left="4320" w:hanging="360"/>
+      </w:pPr>
+      <w:rPr>
+        <w:rFonts w:ascii="Wingdings" w:hAnsi="Wingdings" w:hint="default"/>
+      </w:rPr>
+    </w:lvl>
+    <w:lvl w:ilvl="6" w:tplc="04130001" w:tentative="1">
+      <w:start w:val="1"/>
+      <w:numFmt w:val="bullet"/>
+      <w:lvlText w:val=""/>
+      <w:lvlJc w:val="left"/>
+      <w:pPr>
+        <w:ind w:left="5040" w:hanging="360"/>
+      </w:pPr>
+      <w:rPr>
+        <w:rFonts w:ascii="Symbol" w:hAnsi="Symbol" w:hint="default"/>
+      </w:rPr>
+    </w:lvl>
+    <w:lvl w:ilvl="7" w:tplc="04130003" w:tentative="1">
+      <w:start w:val="1"/>
+      <w:numFmt w:val="bullet"/>
+      <w:lvlText w:val="o"/>
+      <w:lvlJc w:val="left"/>
+      <w:pPr>
+        <w:ind w:left="5760" w:hanging="360"/>
+      </w:pPr>
+      <w:rPr>
+        <w:rFonts w:ascii="Courier New" w:hAnsi="Courier New" w:cs="Courier New" w:hint="default"/>
+      </w:rPr>
+    </w:lvl>
+    <w:lvl w:ilvl="8" w:tplc="04130005" w:tentative="1">
+      <w:start w:val="1"/>
+      <w:numFmt w:val="bullet"/>
+      <w:lvlText w:val=""/>
+      <w:lvlJc w:val="left"/>
+      <w:pPr>
+        <w:ind w:left="6480" w:hanging="360"/>
+      </w:pPr>
+      <w:rPr>
+        <w:rFonts w:ascii="Wingdings" w:hAnsi="Wingdings" w:hint="default"/>
+      </w:rPr>
+    </w:lvl>
+  </w:abstractNum>
+  <w:abstractNum w:abstractNumId="2" w15:restartNumberingAfterBreak="0">
+    <w:nsid w:val="2FCB433A"/>
+    <w:multiLevelType w:val="hybridMultilevel"/>
+    <w:tmpl w:val="3E780060"/>
+    <w:lvl w:ilvl="0" w:tplc="04130001">
+      <w:start w:val="1"/>
+      <w:numFmt w:val="bullet"/>
+      <w:lvlText w:val=""/>
+      <w:lvlJc w:val="left"/>
+      <w:pPr>
+        <w:ind w:left="720" w:hanging="360"/>
+      </w:pPr>
+      <w:rPr>
+        <w:rFonts w:ascii="Symbol" w:hAnsi="Symbol" w:hint="default"/>
+      </w:rPr>
+    </w:lvl>
+    <w:lvl w:ilvl="1" w:tplc="04130003" w:tentative="1">
+      <w:start w:val="1"/>
+      <w:numFmt w:val="bullet"/>
+      <w:lvlText w:val="o"/>
+      <w:lvlJc w:val="left"/>
+      <w:pPr>
+        <w:ind w:left="1440" w:hanging="360"/>
+      </w:pPr>
+      <w:rPr>
+        <w:rFonts w:ascii="Courier New" w:hAnsi="Courier New" w:cs="Courier New" w:hint="default"/>
+      </w:rPr>
+    </w:lvl>
+    <w:lvl w:ilvl="2" w:tplc="04130005" w:tentative="1">
+      <w:start w:val="1"/>
+      <w:numFmt w:val="bullet"/>
+      <w:lvlText w:val=""/>
+      <w:lvlJc w:val="left"/>
+      <w:pPr>
+        <w:ind w:left="2160" w:hanging="360"/>
+      </w:pPr>
+      <w:rPr>
+        <w:rFonts w:ascii="Wingdings" w:hAnsi="Wingdings" w:hint="default"/>
+      </w:rPr>
+    </w:lvl>
+    <w:lvl w:ilvl="3" w:tplc="04130001" w:tentative="1">
+      <w:start w:val="1"/>
+      <w:numFmt w:val="bullet"/>
+      <w:lvlText w:val=""/>
+      <w:lvlJc w:val="left"/>
+      <w:pPr>
+        <w:ind w:left="2880" w:hanging="360"/>
+      </w:pPr>
+      <w:rPr>
+        <w:rFonts w:ascii="Symbol" w:hAnsi="Symbol" w:hint="default"/>
+      </w:rPr>
+    </w:lvl>
+    <w:lvl w:ilvl="4" w:tplc="04130003" w:tentative="1">
+      <w:start w:val="1"/>
+      <w:numFmt w:val="bullet"/>
+      <w:lvlText w:val="o"/>
+      <w:lvlJc w:val="left"/>
+      <w:pPr>
+        <w:ind w:left="3600" w:hanging="360"/>
+      </w:pPr>
+      <w:rPr>
+        <w:rFonts w:ascii="Courier New" w:hAnsi="Courier New" w:cs="Courier New" w:hint="default"/>
+      </w:rPr>
+    </w:lvl>
+    <w:lvl w:ilvl="5" w:tplc="04130005" w:tentative="1">
+      <w:start w:val="1"/>
+      <w:numFmt w:val="bullet"/>
+      <w:lvlText w:val=""/>
+      <w:lvlJc w:val="left"/>
+      <w:pPr>
+        <w:ind w:left="4320" w:hanging="360"/>
+      </w:pPr>
+      <w:rPr>
+        <w:rFonts w:ascii="Wingdings" w:hAnsi="Wingdings" w:hint="default"/>
+      </w:rPr>
+    </w:lvl>
+    <w:lvl w:ilvl="6" w:tplc="04130001" w:tentative="1">
+      <w:start w:val="1"/>
+      <w:numFmt w:val="bullet"/>
+      <w:lvlText w:val=""/>
+      <w:lvlJc w:val="left"/>
+      <w:pPr>
+        <w:ind w:left="5040" w:hanging="360"/>
+      </w:pPr>
+      <w:rPr>
+        <w:rFonts w:ascii="Symbol" w:hAnsi="Symbol" w:hint="default"/>
+      </w:rPr>
+    </w:lvl>
+    <w:lvl w:ilvl="7" w:tplc="04130003" w:tentative="1">
+      <w:start w:val="1"/>
+      <w:numFmt w:val="bullet"/>
+      <w:lvlText w:val="o"/>
+      <w:lvlJc w:val="left"/>
+      <w:pPr>
+        <w:ind w:left="5760" w:hanging="360"/>
+      </w:pPr>
+      <w:rPr>
+        <w:rFonts w:ascii="Courier New" w:hAnsi="Courier New" w:cs="Courier New" w:hint="default"/>
+      </w:rPr>
+    </w:lvl>
+    <w:lvl w:ilvl="8" w:tplc="04130005" w:tentative="1">
+      <w:start w:val="1"/>
+      <w:numFmt w:val="bullet"/>
+      <w:lvlText w:val=""/>
+      <w:lvlJc w:val="left"/>
+      <w:pPr>
+        <w:ind w:left="6480" w:hanging="360"/>
+      </w:pPr>
+      <w:rPr>
+        <w:rFonts w:ascii="Wingdings" w:hAnsi="Wingdings" w:hint="default"/>
+      </w:rPr>
+    </w:lvl>
+  </w:abstractNum>
+  <w:abstractNum w:abstractNumId="3" w15:restartNumberingAfterBreak="0">
+    <w:nsid w:val="334A6608"/>
+    <w:multiLevelType w:val="hybridMultilevel"/>
+    <w:tmpl w:val="1D56F702"/>
+    <w:lvl w:ilvl="0" w:tplc="04130001">
+      <w:start w:val="1"/>
+      <w:numFmt w:val="bullet"/>
+      <w:lvlText w:val=""/>
+      <w:lvlJc w:val="left"/>
+      <w:pPr>
+        <w:ind w:left="720" w:hanging="360"/>
+      </w:pPr>
+      <w:rPr>
+        <w:rFonts w:ascii="Symbol" w:hAnsi="Symbol" w:hint="default"/>
+      </w:rPr>
+    </w:lvl>
+    <w:lvl w:ilvl="1" w:tplc="04130003" w:tentative="1">
+      <w:start w:val="1"/>
+      <w:numFmt w:val="bullet"/>
+      <w:lvlText w:val="o"/>
+      <w:lvlJc w:val="left"/>
+      <w:pPr>
+        <w:ind w:left="1440" w:hanging="360"/>
+      </w:pPr>
+      <w:rPr>
+        <w:rFonts w:ascii="Courier New" w:hAnsi="Courier New" w:cs="Courier New" w:hint="default"/>
+      </w:rPr>
+    </w:lvl>
+    <w:lvl w:ilvl="2" w:tplc="04130005" w:tentative="1">
+      <w:start w:val="1"/>
+      <w:numFmt w:val="bullet"/>
+      <w:lvlText w:val=""/>
+      <w:lvlJc w:val="left"/>
+      <w:pPr>
+        <w:ind w:left="2160" w:hanging="360"/>
+      </w:pPr>
+      <w:rPr>
+        <w:rFonts w:ascii="Wingdings" w:hAnsi="Wingdings" w:hint="default"/>
+      </w:rPr>
+    </w:lvl>
+    <w:lvl w:ilvl="3" w:tplc="04130001" w:tentative="1">
+      <w:start w:val="1"/>
+      <w:numFmt w:val="bullet"/>
+      <w:lvlText w:val=""/>
+      <w:lvlJc w:val="left"/>
+      <w:pPr>
+        <w:ind w:left="2880" w:hanging="360"/>
+      </w:pPr>
+      <w:rPr>
+        <w:rFonts w:ascii="Symbol" w:hAnsi="Symbol" w:hint="default"/>
+      </w:rPr>
+    </w:lvl>
+    <w:lvl w:ilvl="4" w:tplc="04130003" w:tentative="1">
+      <w:start w:val="1"/>
+      <w:numFmt w:val="bullet"/>
+      <w:lvlText w:val="o"/>
+      <w:lvlJc w:val="left"/>
+      <w:pPr>
+        <w:ind w:left="3600" w:hanging="360"/>
+      </w:pPr>
+      <w:rPr>
+        <w:rFonts w:ascii="Courier New" w:hAnsi="Courier New" w:cs="Courier New" w:hint="default"/>
+      </w:rPr>
+    </w:lvl>
+    <w:lvl w:ilvl="5" w:tplc="04130005" w:tentative="1">
+      <w:start w:val="1"/>
+      <w:numFmt w:val="bullet"/>
+      <w:lvlText w:val=""/>
+      <w:lvlJc w:val="left"/>
+      <w:pPr>
+        <w:ind w:left="4320" w:hanging="360"/>
+      </w:pPr>
+      <w:rPr>
+        <w:rFonts w:ascii="Wingdings" w:hAnsi="Wingdings" w:hint="default"/>
+      </w:rPr>
+    </w:lvl>
+    <w:lvl w:ilvl="6" w:tplc="04130001" w:tentative="1">
+      <w:start w:val="1"/>
+      <w:numFmt w:val="bullet"/>
+      <w:lvlText w:val=""/>
+      <w:lvlJc w:val="left"/>
+      <w:pPr>
+        <w:ind w:left="5040" w:hanging="360"/>
+      </w:pPr>
+      <w:rPr>
+        <w:rFonts w:ascii="Symbol" w:hAnsi="Symbol" w:hint="default"/>
+      </w:rPr>
+    </w:lvl>
+    <w:lvl w:ilvl="7" w:tplc="04130003" w:tentative="1">
+      <w:start w:val="1"/>
+      <w:numFmt w:val="bullet"/>
+      <w:lvlText w:val="o"/>
+      <w:lvlJc w:val="left"/>
+      <w:pPr>
+        <w:ind w:left="5760" w:hanging="360"/>
+      </w:pPr>
+      <w:rPr>
+        <w:rFonts w:ascii="Courier New" w:hAnsi="Courier New" w:cs="Courier New" w:hint="default"/>
+      </w:rPr>
+    </w:lvl>
+    <w:lvl w:ilvl="8" w:tplc="04130005" w:tentative="1">
+      <w:start w:val="1"/>
+      <w:numFmt w:val="bullet"/>
+      <w:lvlText w:val=""/>
+      <w:lvlJc w:val="left"/>
+      <w:pPr>
+        <w:ind w:left="6480" w:hanging="360"/>
+      </w:pPr>
+      <w:rPr>
+        <w:rFonts w:ascii="Wingdings" w:hAnsi="Wingdings" w:hint="default"/>
+      </w:rPr>
+    </w:lvl>
+  </w:abstractNum>
+  <w:num w:numId="1" w16cid:durableId="1974555033">
+    <w:abstractNumId w:val="3"/>
+  </w:num>
+  <w:num w:numId="2" w16cid:durableId="1846477561">
+    <w:abstractNumId w:val="0"/>
+  </w:num>
+  <w:num w:numId="3" w16cid:durableId="708384993">
+    <w:abstractNumId w:val="1"/>
+  </w:num>
+  <w:num w:numId="4" w16cid:durableId="1247155258">
+    <w:abstractNumId w:val="2"/>
+  </w:num>
+</w:numbering>
+</file>
+
 <file path=word/styles.xml><?xml version="1.0" encoding="utf-8"?>
 <w:styles xmlns:mc="http://schemas.openxmlformats.org/markup-compatibility/2006" xmlns:r="http://schemas.openxmlformats.org/officeDocument/2006/relationships" xmlns:w="http://schemas.openxmlformats.org/wordprocessingml/2006/main" xmlns:w14="http://schemas.microsoft.com/office/word/2010/wordml" xmlns:w15="http://schemas.microsoft.com/office/word/2012/wordml" xmlns:w16cex="http://schemas.microsoft.com/office/word/2018/wordml/cex" xmlns:w16cid="http://schemas.microsoft.com/office/word/2016/wordml/cid" xmlns:w16="http://schemas.microsoft.com/office/word/2018/wordml" xmlns:w16du="http://schemas.microsoft.com/office/word/2023/wordml/word16du" xmlns:w16sdtdh="http://schemas.microsoft.com/office/word/2020/wordml/sdtdatahash" xmlns:w16sdtfl="http://schemas.microsoft.com/office/word/2024/wordml/sdtformatlock" xmlns:w16se="http://schemas.microsoft.com/office/word/2015/wordml/symex" mc:Ignorable="w14 w15 w16se w16cid w16 w16cex w16sdtdh w16sdtfl w16du">
   <w:docDefaults>
@@ -582,7 +1270,7 @@
         <w:kern w:val="2"/>
         <w:sz w:val="24"/>
         <w:szCs w:val="24"/>
-        <w:lang w:val="en-NL" w:eastAsia="en-US" w:bidi="ar-SA"/>
+        <w:lang w:val="nl-NL" w:eastAsia="en-US" w:bidi="ar-SA"/>
         <w14:ligatures w14:val="standardContextual"/>
       </w:rPr>
     </w:rPrDefault>
@@ -970,16 +1658,16 @@
     <w:lsdException w:name="Unresolved Mention" w:semiHidden="1" w:unhideWhenUsed="1"/>
     <w:lsdException w:name="Smart Link" w:semiHidden="1" w:unhideWhenUsed="1"/>
   </w:latentStyles>
-  <w:style w:type="paragraph" w:default="1" w:styleId="Normal">
+  <w:style w:type="paragraph" w:default="1" w:styleId="Standaard">
     <w:name w:val="Normal"/>
     <w:qFormat/>
     <w:rsid w:val="0088135F"/>
   </w:style>
-  <w:style w:type="paragraph" w:styleId="Heading1">
+  <w:style w:type="paragraph" w:styleId="Kop1">
     <w:name w:val="heading 1"/>
-    <w:basedOn w:val="Normal"/>
-    <w:next w:val="Normal"/>
-    <w:link w:val="Heading1Char"/>
+    <w:basedOn w:val="Standaard"/>
+    <w:next w:val="Standaard"/>
+    <w:link w:val="Kop1Char"/>
     <w:uiPriority w:val="9"/>
     <w:qFormat/>
     <w:rsid w:val="0088135F"/>
@@ -996,11 +1684,11 @@
       <w:szCs w:val="40"/>
     </w:rPr>
   </w:style>
-  <w:style w:type="paragraph" w:styleId="Heading2">
+  <w:style w:type="paragraph" w:styleId="Kop2">
     <w:name w:val="heading 2"/>
-    <w:basedOn w:val="Normal"/>
-    <w:next w:val="Normal"/>
-    <w:link w:val="Heading2Char"/>
+    <w:basedOn w:val="Standaard"/>
+    <w:next w:val="Standaard"/>
+    <w:link w:val="Kop2Char"/>
     <w:uiPriority w:val="9"/>
     <w:semiHidden/>
     <w:unhideWhenUsed/>
@@ -1019,11 +1707,11 @@
       <w:szCs w:val="32"/>
     </w:rPr>
   </w:style>
-  <w:style w:type="paragraph" w:styleId="Heading3">
+  <w:style w:type="paragraph" w:styleId="Kop3">
     <w:name w:val="heading 3"/>
-    <w:basedOn w:val="Normal"/>
-    <w:next w:val="Normal"/>
-    <w:link w:val="Heading3Char"/>
+    <w:basedOn w:val="Standaard"/>
+    <w:next w:val="Standaard"/>
+    <w:link w:val="Kop3Char"/>
     <w:uiPriority w:val="9"/>
     <w:semiHidden/>
     <w:unhideWhenUsed/>
@@ -1042,11 +1730,11 @@
       <w:szCs w:val="28"/>
     </w:rPr>
   </w:style>
-  <w:style w:type="paragraph" w:styleId="Heading4">
+  <w:style w:type="paragraph" w:styleId="Kop4">
     <w:name w:val="heading 4"/>
-    <w:basedOn w:val="Normal"/>
-    <w:next w:val="Normal"/>
-    <w:link w:val="Heading4Char"/>
+    <w:basedOn w:val="Standaard"/>
+    <w:next w:val="Standaard"/>
+    <w:link w:val="Kop4Char"/>
     <w:uiPriority w:val="9"/>
     <w:semiHidden/>
     <w:unhideWhenUsed/>
@@ -1065,11 +1753,11 @@
       <w:color w:val="0F4761" w:themeColor="accent1" w:themeShade="BF"/>
     </w:rPr>
   </w:style>
-  <w:style w:type="paragraph" w:styleId="Heading5">
+  <w:style w:type="paragraph" w:styleId="Kop5">
     <w:name w:val="heading 5"/>
-    <w:basedOn w:val="Normal"/>
-    <w:next w:val="Normal"/>
-    <w:link w:val="Heading5Char"/>
+    <w:basedOn w:val="Standaard"/>
+    <w:next w:val="Standaard"/>
+    <w:link w:val="Kop5Char"/>
     <w:uiPriority w:val="9"/>
     <w:semiHidden/>
     <w:unhideWhenUsed/>
@@ -1086,11 +1774,11 @@
       <w:color w:val="0F4761" w:themeColor="accent1" w:themeShade="BF"/>
     </w:rPr>
   </w:style>
-  <w:style w:type="paragraph" w:styleId="Heading6">
+  <w:style w:type="paragraph" w:styleId="Kop6">
     <w:name w:val="heading 6"/>
-    <w:basedOn w:val="Normal"/>
-    <w:next w:val="Normal"/>
-    <w:link w:val="Heading6Char"/>
+    <w:basedOn w:val="Standaard"/>
+    <w:next w:val="Standaard"/>
+    <w:link w:val="Kop6Char"/>
     <w:uiPriority w:val="9"/>
     <w:semiHidden/>
     <w:unhideWhenUsed/>
@@ -1109,11 +1797,11 @@
       <w:color w:val="595959" w:themeColor="text1" w:themeTint="A6"/>
     </w:rPr>
   </w:style>
-  <w:style w:type="paragraph" w:styleId="Heading7">
+  <w:style w:type="paragraph" w:styleId="Kop7">
     <w:name w:val="heading 7"/>
-    <w:basedOn w:val="Normal"/>
-    <w:next w:val="Normal"/>
-    <w:link w:val="Heading7Char"/>
+    <w:basedOn w:val="Standaard"/>
+    <w:next w:val="Standaard"/>
+    <w:link w:val="Kop7Char"/>
     <w:uiPriority w:val="9"/>
     <w:semiHidden/>
     <w:unhideWhenUsed/>
@@ -1130,11 +1818,11 @@
       <w:color w:val="595959" w:themeColor="text1" w:themeTint="A6"/>
     </w:rPr>
   </w:style>
-  <w:style w:type="paragraph" w:styleId="Heading8">
+  <w:style w:type="paragraph" w:styleId="Kop8">
     <w:name w:val="heading 8"/>
-    <w:basedOn w:val="Normal"/>
-    <w:next w:val="Normal"/>
-    <w:link w:val="Heading8Char"/>
+    <w:basedOn w:val="Standaard"/>
+    <w:next w:val="Standaard"/>
+    <w:link w:val="Kop8Char"/>
     <w:uiPriority w:val="9"/>
     <w:semiHidden/>
     <w:unhideWhenUsed/>
@@ -1153,11 +1841,11 @@
       <w:color w:val="272727" w:themeColor="text1" w:themeTint="D8"/>
     </w:rPr>
   </w:style>
-  <w:style w:type="paragraph" w:styleId="Heading9">
+  <w:style w:type="paragraph" w:styleId="Kop9">
     <w:name w:val="heading 9"/>
-    <w:basedOn w:val="Normal"/>
-    <w:next w:val="Normal"/>
-    <w:link w:val="Heading9Char"/>
+    <w:basedOn w:val="Standaard"/>
+    <w:next w:val="Standaard"/>
+    <w:link w:val="Kop9Char"/>
     <w:uiPriority w:val="9"/>
     <w:semiHidden/>
     <w:unhideWhenUsed/>
@@ -1174,13 +1862,13 @@
       <w:color w:val="272727" w:themeColor="text1" w:themeTint="D8"/>
     </w:rPr>
   </w:style>
-  <w:style w:type="character" w:default="1" w:styleId="DefaultParagraphFont">
+  <w:style w:type="character" w:default="1" w:styleId="Standaardalinea-lettertype">
     <w:name w:val="Default Paragraph Font"/>
     <w:uiPriority w:val="1"/>
     <w:semiHidden/>
     <w:unhideWhenUsed/>
   </w:style>
-  <w:style w:type="table" w:default="1" w:styleId="TableNormal">
+  <w:style w:type="table" w:default="1" w:styleId="Standaardtabel">
     <w:name w:val="Normal Table"/>
     <w:uiPriority w:val="99"/>
     <w:semiHidden/>
@@ -1195,16 +1883,16 @@
       </w:tblCellMar>
     </w:tblPr>
   </w:style>
-  <w:style w:type="numbering" w:default="1" w:styleId="NoList">
+  <w:style w:type="numbering" w:default="1" w:styleId="Geenlijst">
     <w:name w:val="No List"/>
     <w:uiPriority w:val="99"/>
     <w:semiHidden/>
     <w:unhideWhenUsed/>
   </w:style>
-  <w:style w:type="character" w:customStyle="1" w:styleId="Heading1Char">
-    <w:name w:val="Heading 1 Char"/>
-    <w:basedOn w:val="DefaultParagraphFont"/>
-    <w:link w:val="Heading1"/>
+  <w:style w:type="character" w:customStyle="1" w:styleId="Kop1Char">
+    <w:name w:val="Kop 1 Char"/>
+    <w:basedOn w:val="Standaardalinea-lettertype"/>
+    <w:link w:val="Kop1"/>
     <w:uiPriority w:val="9"/>
     <w:rsid w:val="0088135F"/>
     <w:rPr>
@@ -1214,10 +1902,10 @@
       <w:szCs w:val="40"/>
     </w:rPr>
   </w:style>
-  <w:style w:type="character" w:customStyle="1" w:styleId="Heading2Char">
-    <w:name w:val="Heading 2 Char"/>
-    <w:basedOn w:val="DefaultParagraphFont"/>
-    <w:link w:val="Heading2"/>
+  <w:style w:type="character" w:customStyle="1" w:styleId="Kop2Char">
+    <w:name w:val="Kop 2 Char"/>
+    <w:basedOn w:val="Standaardalinea-lettertype"/>
+    <w:link w:val="Kop2"/>
     <w:uiPriority w:val="9"/>
     <w:semiHidden/>
     <w:rsid w:val="0088135F"/>
@@ -1228,10 +1916,10 @@
       <w:szCs w:val="32"/>
     </w:rPr>
   </w:style>
-  <w:style w:type="character" w:customStyle="1" w:styleId="Heading3Char">
-    <w:name w:val="Heading 3 Char"/>
-    <w:basedOn w:val="DefaultParagraphFont"/>
-    <w:link w:val="Heading3"/>
+  <w:style w:type="character" w:customStyle="1" w:styleId="Kop3Char">
+    <w:name w:val="Kop 3 Char"/>
+    <w:basedOn w:val="Standaardalinea-lettertype"/>
+    <w:link w:val="Kop3"/>
     <w:uiPriority w:val="9"/>
     <w:semiHidden/>
     <w:rsid w:val="0088135F"/>
@@ -1242,10 +1930,10 @@
       <w:szCs w:val="28"/>
     </w:rPr>
   </w:style>
-  <w:style w:type="character" w:customStyle="1" w:styleId="Heading4Char">
-    <w:name w:val="Heading 4 Char"/>
-    <w:basedOn w:val="DefaultParagraphFont"/>
-    <w:link w:val="Heading4"/>
+  <w:style w:type="character" w:customStyle="1" w:styleId="Kop4Char">
+    <w:name w:val="Kop 4 Char"/>
+    <w:basedOn w:val="Standaardalinea-lettertype"/>
+    <w:link w:val="Kop4"/>
     <w:uiPriority w:val="9"/>
     <w:semiHidden/>
     <w:rsid w:val="0088135F"/>
@@ -1256,10 +1944,10 @@
       <w:color w:val="0F4761" w:themeColor="accent1" w:themeShade="BF"/>
     </w:rPr>
   </w:style>
-  <w:style w:type="character" w:customStyle="1" w:styleId="Heading5Char">
-    <w:name w:val="Heading 5 Char"/>
-    <w:basedOn w:val="DefaultParagraphFont"/>
-    <w:link w:val="Heading5"/>
+  <w:style w:type="character" w:customStyle="1" w:styleId="Kop5Char">
+    <w:name w:val="Kop 5 Char"/>
+    <w:basedOn w:val="Standaardalinea-lettertype"/>
+    <w:link w:val="Kop5"/>
     <w:uiPriority w:val="9"/>
     <w:semiHidden/>
     <w:rsid w:val="0088135F"/>
@@ -1268,10 +1956,10 @@
       <w:color w:val="0F4761" w:themeColor="accent1" w:themeShade="BF"/>
     </w:rPr>
   </w:style>
-  <w:style w:type="character" w:customStyle="1" w:styleId="Heading6Char">
-    <w:name w:val="Heading 6 Char"/>
-    <w:basedOn w:val="DefaultParagraphFont"/>
-    <w:link w:val="Heading6"/>
+  <w:style w:type="character" w:customStyle="1" w:styleId="Kop6Char">
+    <w:name w:val="Kop 6 Char"/>
+    <w:basedOn w:val="Standaardalinea-lettertype"/>
+    <w:link w:val="Kop6"/>
     <w:uiPriority w:val="9"/>
     <w:semiHidden/>
     <w:rsid w:val="0088135F"/>
@@ -1282,10 +1970,10 @@
       <w:color w:val="595959" w:themeColor="text1" w:themeTint="A6"/>
     </w:rPr>
   </w:style>
-  <w:style w:type="character" w:customStyle="1" w:styleId="Heading7Char">
-    <w:name w:val="Heading 7 Char"/>
-    <w:basedOn w:val="DefaultParagraphFont"/>
-    <w:link w:val="Heading7"/>
+  <w:style w:type="character" w:customStyle="1" w:styleId="Kop7Char">
+    <w:name w:val="Kop 7 Char"/>
+    <w:basedOn w:val="Standaardalinea-lettertype"/>
+    <w:link w:val="Kop7"/>
     <w:uiPriority w:val="9"/>
     <w:semiHidden/>
     <w:rsid w:val="0088135F"/>
@@ -1294,10 +1982,10 @@
       <w:color w:val="595959" w:themeColor="text1" w:themeTint="A6"/>
     </w:rPr>
   </w:style>
-  <w:style w:type="character" w:customStyle="1" w:styleId="Heading8Char">
-    <w:name w:val="Heading 8 Char"/>
-    <w:basedOn w:val="DefaultParagraphFont"/>
-    <w:link w:val="Heading8"/>
+  <w:style w:type="character" w:customStyle="1" w:styleId="Kop8Char">
+    <w:name w:val="Kop 8 Char"/>
+    <w:basedOn w:val="Standaardalinea-lettertype"/>
+    <w:link w:val="Kop8"/>
     <w:uiPriority w:val="9"/>
     <w:semiHidden/>
     <w:rsid w:val="0088135F"/>
@@ -1308,10 +1996,10 @@
       <w:color w:val="272727" w:themeColor="text1" w:themeTint="D8"/>
     </w:rPr>
   </w:style>
-  <w:style w:type="character" w:customStyle="1" w:styleId="Heading9Char">
-    <w:name w:val="Heading 9 Char"/>
-    <w:basedOn w:val="DefaultParagraphFont"/>
-    <w:link w:val="Heading9"/>
+  <w:style w:type="character" w:customStyle="1" w:styleId="Kop9Char">
+    <w:name w:val="Kop 9 Char"/>
+    <w:basedOn w:val="Standaardalinea-lettertype"/>
+    <w:link w:val="Kop9"/>
     <w:uiPriority w:val="9"/>
     <w:semiHidden/>
     <w:rsid w:val="0088135F"/>
@@ -1320,11 +2008,11 @@
       <w:color w:val="272727" w:themeColor="text1" w:themeTint="D8"/>
     </w:rPr>
   </w:style>
-  <w:style w:type="paragraph" w:styleId="Title">
+  <w:style w:type="paragraph" w:styleId="Titel">
     <w:name w:val="Title"/>
-    <w:basedOn w:val="Normal"/>
-    <w:next w:val="Normal"/>
-    <w:link w:val="TitleChar"/>
+    <w:basedOn w:val="Standaard"/>
+    <w:next w:val="Standaard"/>
+    <w:link w:val="TitelChar"/>
     <w:uiPriority w:val="10"/>
     <w:qFormat/>
     <w:rsid w:val="0088135F"/>
@@ -1340,10 +2028,10 @@
       <w:szCs w:val="56"/>
     </w:rPr>
   </w:style>
-  <w:style w:type="character" w:customStyle="1" w:styleId="TitleChar">
-    <w:name w:val="Title Char"/>
-    <w:basedOn w:val="DefaultParagraphFont"/>
-    <w:link w:val="Title"/>
+  <w:style w:type="character" w:customStyle="1" w:styleId="TitelChar">
+    <w:name w:val="Titel Char"/>
+    <w:basedOn w:val="Standaardalinea-lettertype"/>
+    <w:link w:val="Titel"/>
     <w:uiPriority w:val="10"/>
     <w:rsid w:val="0088135F"/>
     <w:rPr>
@@ -1354,11 +2042,11 @@
       <w:szCs w:val="56"/>
     </w:rPr>
   </w:style>
-  <w:style w:type="paragraph" w:styleId="Subtitle">
+  <w:style w:type="paragraph" w:styleId="Ondertitel">
     <w:name w:val="Subtitle"/>
-    <w:basedOn w:val="Normal"/>
-    <w:next w:val="Normal"/>
-    <w:link w:val="SubtitleChar"/>
+    <w:basedOn w:val="Standaard"/>
+    <w:next w:val="Standaard"/>
+    <w:link w:val="OndertitelChar"/>
     <w:uiPriority w:val="11"/>
     <w:qFormat/>
     <w:rsid w:val="0088135F"/>
@@ -1375,10 +2063,10 @@
       <w:szCs w:val="28"/>
     </w:rPr>
   </w:style>
-  <w:style w:type="character" w:customStyle="1" w:styleId="SubtitleChar">
-    <w:name w:val="Subtitle Char"/>
-    <w:basedOn w:val="DefaultParagraphFont"/>
-    <w:link w:val="Subtitle"/>
+  <w:style w:type="character" w:customStyle="1" w:styleId="OndertitelChar">
+    <w:name w:val="Ondertitel Char"/>
+    <w:basedOn w:val="Standaardalinea-lettertype"/>
+    <w:link w:val="Ondertitel"/>
     <w:uiPriority w:val="11"/>
     <w:rsid w:val="0088135F"/>
     <w:rPr>
@@ -1389,11 +2077,11 @@
       <w:szCs w:val="28"/>
     </w:rPr>
   </w:style>
-  <w:style w:type="paragraph" w:styleId="Quote">
+  <w:style w:type="paragraph" w:styleId="Citaat">
     <w:name w:val="Quote"/>
-    <w:basedOn w:val="Normal"/>
-    <w:next w:val="Normal"/>
-    <w:link w:val="QuoteChar"/>
+    <w:basedOn w:val="Standaard"/>
+    <w:next w:val="Standaard"/>
+    <w:link w:val="CitaatChar"/>
     <w:uiPriority w:val="29"/>
     <w:qFormat/>
     <w:rsid w:val="0088135F"/>
@@ -1407,10 +2095,10 @@
       <w:color w:val="404040" w:themeColor="text1" w:themeTint="BF"/>
     </w:rPr>
   </w:style>
-  <w:style w:type="character" w:customStyle="1" w:styleId="QuoteChar">
-    <w:name w:val="Quote Char"/>
-    <w:basedOn w:val="DefaultParagraphFont"/>
-    <w:link w:val="Quote"/>
+  <w:style w:type="character" w:customStyle="1" w:styleId="CitaatChar">
+    <w:name w:val="Citaat Char"/>
+    <w:basedOn w:val="Standaardalinea-lettertype"/>
+    <w:link w:val="Citaat"/>
     <w:uiPriority w:val="29"/>
     <w:rsid w:val="0088135F"/>
     <w:rPr>
@@ -1419,9 +2107,9 @@
       <w:color w:val="404040" w:themeColor="text1" w:themeTint="BF"/>
     </w:rPr>
   </w:style>
-  <w:style w:type="paragraph" w:styleId="ListParagraph">
+  <w:style w:type="paragraph" w:styleId="Lijstalinea">
     <w:name w:val="List Paragraph"/>
-    <w:basedOn w:val="Normal"/>
+    <w:basedOn w:val="Standaard"/>
     <w:uiPriority w:val="34"/>
     <w:qFormat/>
     <w:rsid w:val="0088135F"/>
@@ -1430,9 +2118,9 @@
       <w:contextualSpacing/>
     </w:pPr>
   </w:style>
-  <w:style w:type="character" w:styleId="IntenseEmphasis">
+  <w:style w:type="character" w:styleId="Intensievebenadrukking">
     <w:name w:val="Intense Emphasis"/>
-    <w:basedOn w:val="DefaultParagraphFont"/>
+    <w:basedOn w:val="Standaardalinea-lettertype"/>
     <w:uiPriority w:val="21"/>
     <w:qFormat/>
     <w:rsid w:val="0088135F"/>
@@ -1442,11 +2130,11 @@
       <w:color w:val="0F4761" w:themeColor="accent1" w:themeShade="BF"/>
     </w:rPr>
   </w:style>
-  <w:style w:type="paragraph" w:styleId="IntenseQuote">
+  <w:style w:type="paragraph" w:styleId="Duidelijkcitaat">
     <w:name w:val="Intense Quote"/>
-    <w:basedOn w:val="Normal"/>
-    <w:next w:val="Normal"/>
-    <w:link w:val="IntenseQuoteChar"/>
+    <w:basedOn w:val="Standaard"/>
+    <w:next w:val="Standaard"/>
+    <w:link w:val="DuidelijkcitaatChar"/>
     <w:uiPriority w:val="30"/>
     <w:qFormat/>
     <w:rsid w:val="0088135F"/>
@@ -1465,10 +2153,10 @@
       <w:color w:val="0F4761" w:themeColor="accent1" w:themeShade="BF"/>
     </w:rPr>
   </w:style>
-  <w:style w:type="character" w:customStyle="1" w:styleId="IntenseQuoteChar">
-    <w:name w:val="Intense Quote Char"/>
-    <w:basedOn w:val="DefaultParagraphFont"/>
-    <w:link w:val="IntenseQuote"/>
+  <w:style w:type="character" w:customStyle="1" w:styleId="DuidelijkcitaatChar">
+    <w:name w:val="Duidelijk citaat Char"/>
+    <w:basedOn w:val="Standaardalinea-lettertype"/>
+    <w:link w:val="Duidelijkcitaat"/>
     <w:uiPriority w:val="30"/>
     <w:rsid w:val="0088135F"/>
     <w:rPr>
@@ -1477,9 +2165,9 @@
       <w:color w:val="0F4761" w:themeColor="accent1" w:themeShade="BF"/>
     </w:rPr>
   </w:style>
-  <w:style w:type="character" w:styleId="IntenseReference">
+  <w:style w:type="character" w:styleId="Intensieveverwijzing">
     <w:name w:val="Intense Reference"/>
-    <w:basedOn w:val="DefaultParagraphFont"/>
+    <w:basedOn w:val="Standaardalinea-lettertype"/>
     <w:uiPriority w:val="32"/>
     <w:qFormat/>
     <w:rsid w:val="0088135F"/>
